--- a/data/exports/kcet-sequences-and-series_revision_notes.docx
+++ b/data/exports/kcet-sequences-and-series_revision_notes.docx
@@ -189,7 +189,7 @@
                 <w:color w:val="2D3748"/>
                 <w:sz w:val="19"/>
               </w:rPr>
-              <w:t>Kcet Sequences And Series - Core Application</w:t>
+              <w:t>Arithmetic &amp; Geometric Progressions (AP, GP, AGP)</w:t>
             </w:r>
           </w:p>
         </w:tc>
@@ -209,7 +209,7 @@
               <w:rPr>
                 <w:sz w:val="19"/>
               </w:rPr>
-              <w:t>13 PYQs</w:t>
+              <w:t>11 PYQs</w:t>
             </w:r>
           </w:p>
         </w:tc>
@@ -230,7 +230,94 @@
                 <w:color w:val="718096"/>
                 <w:sz w:val="19"/>
               </w:rPr>
-              <w:t>General Concept</w:t>
+              <w:t>Progressions</w:t>
+            </w:r>
+          </w:p>
+        </w:tc>
+      </w:tr>
+      <w:tr>
+        <w:tc>
+          <w:tcPr>
+            <w:tcW w:type="dxa" w:w="2160"/>
+            <w:shd w:fill="FFFFFF"/>
+            <w:tcMar>
+              <w:top w:w="80" w:type="dxa"/>
+              <w:bottom w:w="80" w:type="dxa"/>
+              <w:left w:w="150" w:type="dxa"/>
+              <w:right w:w="150" w:type="dxa"/>
+            </w:tcMar>
+          </w:tcPr>
+          <w:p>
+            <w:r>
+              <w:rPr>
+                <w:b/>
+                <w:color w:val="718096"/>
+                <w:sz w:val="19"/>
+              </w:rPr>
+              <w:t>Standard</w:t>
+            </w:r>
+          </w:p>
+        </w:tc>
+        <w:tc>
+          <w:tcPr>
+            <w:tcW w:type="dxa" w:w="4320"/>
+            <w:shd w:fill="FFFFFF"/>
+            <w:tcMar>
+              <w:top w:w="80" w:type="dxa"/>
+              <w:bottom w:w="80" w:type="dxa"/>
+              <w:left w:w="150" w:type="dxa"/>
+              <w:right w:w="150" w:type="dxa"/>
+            </w:tcMar>
+          </w:tcPr>
+          <w:p>
+            <w:r>
+              <w:rPr>
+                <w:b/>
+                <w:color w:val="2D3748"/>
+                <w:sz w:val="19"/>
+              </w:rPr>
+              <w:t>AM-GM-HM Inequality &amp; Telescoping Series</w:t>
+            </w:r>
+          </w:p>
+        </w:tc>
+        <w:tc>
+          <w:tcPr>
+            <w:tcW w:type="dxa" w:w="1728"/>
+            <w:shd w:fill="FFFFFF"/>
+            <w:tcMar>
+              <w:top w:w="80" w:type="dxa"/>
+              <w:bottom w:w="80" w:type="dxa"/>
+              <w:left w:w="150" w:type="dxa"/>
+              <w:right w:w="150" w:type="dxa"/>
+            </w:tcMar>
+          </w:tcPr>
+          <w:p>
+            <w:r>
+              <w:rPr>
+                <w:sz w:val="19"/>
+              </w:rPr>
+              <w:t>2 PYQs</w:t>
+            </w:r>
+          </w:p>
+        </w:tc>
+        <w:tc>
+          <w:tcPr>
+            <w:tcW w:type="dxa" w:w="1872"/>
+            <w:shd w:fill="FFFFFF"/>
+            <w:tcMar>
+              <w:top w:w="80" w:type="dxa"/>
+              <w:bottom w:w="80" w:type="dxa"/>
+              <w:left w:w="150" w:type="dxa"/>
+              <w:right w:w="150" w:type="dxa"/>
+            </w:tcMar>
+          </w:tcPr>
+          <w:p>
+            <w:r>
+              <w:rPr>
+                <w:color w:val="718096"/>
+                <w:sz w:val="19"/>
+              </w:rPr>
+              <w:t>Inequalities &amp; Sigma</w:t>
             </w:r>
           </w:p>
         </w:tc>
@@ -311,6 +398,98 @@
           </w:p>
         </w:tc>
       </w:tr>
+      <w:tr>
+        <w:tc>
+          <w:tcPr>
+            <w:tcW w:type="dxa" w:w="3600"/>
+            <w:shd w:fill="F7FAFC"/>
+            <w:tcMar>
+              <w:top w:w="100" w:type="dxa"/>
+              <w:bottom w:w="100" w:type="dxa"/>
+              <w:left w:w="150" w:type="dxa"/>
+              <w:right w:w="150" w:type="dxa"/>
+            </w:tcMar>
+          </w:tcPr>
+          <w:p>
+            <w:r>
+              <w:rPr>
+                <w:b/>
+                <w:color w:val="1A365D"/>
+                <w:sz w:val="19"/>
+              </w:rPr>
+              <w:t>Arithmetic &amp; Geometric Progressions (AP, GP, AGP)</w:t>
+            </w:r>
+          </w:p>
+        </w:tc>
+        <w:tc>
+          <w:tcPr>
+            <w:tcW w:type="dxa" w:w="6480"/>
+            <w:shd w:fill="F7FAFC"/>
+            <w:tcMar>
+              <w:top w:w="100" w:type="dxa"/>
+              <w:bottom w:w="100" w:type="dxa"/>
+              <w:left w:w="150" w:type="dxa"/>
+              <w:right w:w="150" w:type="dxa"/>
+            </w:tcMar>
+          </w:tcPr>
+          <w:p>
+            <w:r>
+              <w:rPr>
+                <w:rFonts w:ascii="Cambria Math" w:hAnsi="Cambria Math"/>
+                <w:color w:val="2D3748"/>
+                <w:sz w:val="19"/>
+              </w:rPr>
+              <w:t>S_n = \frac{n}{2}[2a + (n-1)d], \quad S_n = \frac{a(1 - r^n)}{1 - r}, \quad S_\infty = \frac{a}{1 - r} \; (|r| &lt; 1), \quad T_n = S_n - S_{n-1}</w:t>
+            </w:r>
+          </w:p>
+        </w:tc>
+      </w:tr>
+      <w:tr>
+        <w:tc>
+          <w:tcPr>
+            <w:tcW w:type="dxa" w:w="3600"/>
+            <w:shd w:fill="FFFFFF"/>
+            <w:tcMar>
+              <w:top w:w="100" w:type="dxa"/>
+              <w:bottom w:w="100" w:type="dxa"/>
+              <w:left w:w="150" w:type="dxa"/>
+              <w:right w:w="150" w:type="dxa"/>
+            </w:tcMar>
+          </w:tcPr>
+          <w:p>
+            <w:r>
+              <w:rPr>
+                <w:b/>
+                <w:color w:val="1A365D"/>
+                <w:sz w:val="19"/>
+              </w:rPr>
+              <w:t>AM-GM-HM Inequality &amp; Telescoping Series</w:t>
+            </w:r>
+          </w:p>
+        </w:tc>
+        <w:tc>
+          <w:tcPr>
+            <w:tcW w:type="dxa" w:w="6480"/>
+            <w:shd w:fill="FFFFFF"/>
+            <w:tcMar>
+              <w:top w:w="100" w:type="dxa"/>
+              <w:bottom w:w="100" w:type="dxa"/>
+              <w:left w:w="150" w:type="dxa"/>
+              <w:right w:w="150" w:type="dxa"/>
+            </w:tcMar>
+          </w:tcPr>
+          <w:p>
+            <w:r>
+              <w:rPr>
+                <w:rFonts w:ascii="Cambria Math" w:hAnsi="Cambria Math"/>
+                <w:color w:val="2D3748"/>
+                <w:sz w:val="19"/>
+              </w:rPr>
+              <w:t>\frac{a + b}{2} \ge \sqrt{ab} \ge \frac{2ab}{a+b}, \quad \Sigma n^2 = \frac{n(n+1)(2n+1)}{6}, \quad \Sigma n^3 = [\Sigma n]^2, \quad \frac{1}{n(n+1)} = \frac{1}{n} - \frac{1}{n+1}</w:t>
+            </w:r>
+          </w:p>
+        </w:tc>
+      </w:tr>
     </w:tbl>
     <w:p>
       <w:pPr>
@@ -338,7 +517,7 @@
           <w:color w:val="2B6CB0"/>
           <w:sz w:val="24"/>
         </w:rPr>
-        <w:t>3.1 Kcet Sequences And Series - Core Application (High Yield — 13 PYQs)</w:t>
+        <w:t>3.1 Arithmetic &amp; Geometric Progressions (AP, GP, AGP) (High Yield — 11 PYQs)</w:t>
       </w:r>
     </w:p>
     <w:p>
@@ -353,7 +532,7 @@
         <w:rPr>
           <w:sz w:val="20"/>
         </w:rPr>
-        <w:t>Key problem pattern in Kcet Sequences And Series.</w:t>
+        <w:t>nth term and sum formulas for AP and GP, infinite geometric series convergence, and Arithmetico-Geometric series summation.</w:t>
       </w:r>
     </w:p>
     <w:tbl>
@@ -391,7 +570,7 @@
                 <w:color w:val="2D3748"/>
                 <w:sz w:val="19"/>
               </w:rPr>
-              <w:t>Watch for algebraic and sign errors.</w:t>
+              <w:t>The formula S_∞ = (a / 1 - r) is valid ONLY when |r| &lt; 1. If |r| ≥ 1, the infinite series diverges.</w:t>
             </w:r>
           </w:p>
         </w:tc>
@@ -432,7 +611,7 @@
                 <w:color w:val="2D3748"/>
                 <w:sz w:val="19"/>
               </w:rPr>
-              <w:t>Verify dimensions and boundary conditions.</w:t>
+              <w:t>To choose 3 terms in AP: a - d, a, a + d (sum eliminates d). In GP: a/r, a, ar (product eliminates r).</w:t>
             </w:r>
           </w:p>
         </w:tc>
@@ -522,6 +701,187 @@
           <w:sz w:val="18"/>
         </w:rPr>
         <w:t xml:space="preserve">"If S_(n) stands for sum to n -terms of a GP with a as the first term and r as the common ratio, then S_(n):S_(2n) is..."  </w:t>
+      </w:r>
+      <w:r>
+        <w:rPr>
+          <w:b/>
+          <w:color w:val="2B6CB0"/>
+          <w:sz w:val="18"/>
+        </w:rPr>
+        <w:t>[Ans: N/A]</w:t>
+      </w:r>
+    </w:p>
+    <w:p>
+      <w:pPr>
+        <w:spacing w:after="120"/>
+      </w:pPr>
+    </w:p>
+    <w:p>
+      <w:pPr>
+        <w:pStyle w:val="Heading2"/>
+      </w:pPr>
+      <w:r>
+        <w:rPr>
+          <w:color w:val="2B6CB0"/>
+          <w:sz w:val="24"/>
+        </w:rPr>
+        <w:t>3.2 AM-GM-HM Inequality &amp; Telescoping Series (Standard Yield — 2 PYQs)</w:t>
+      </w:r>
+    </w:p>
+    <w:p>
+      <w:r>
+        <w:rPr>
+          <w:b/>
+          <w:sz w:val="20"/>
+        </w:rPr>
+        <w:t xml:space="preserve">Core Principle: </w:t>
+      </w:r>
+      <w:r>
+        <w:rPr>
+          <w:sz w:val="20"/>
+        </w:rPr>
+        <w:t>Arithmetic, geometric, and harmonic mean inequalities for positive numbers, sum of first n natural powers, and partial fraction telescoping.</w:t>
+      </w:r>
+    </w:p>
+    <w:tbl>
+      <w:tblPr>
+        <w:tblW w:type="auto" w:w="0"/>
+        <w:jc w:val="center"/>
+        <w:tblLook w:firstColumn="1" w:firstRow="1" w:lastColumn="0" w:lastRow="0" w:noHBand="0" w:noVBand="1" w:val="04A0"/>
+      </w:tblPr>
+      <w:tblGrid>
+        <w:gridCol w:w="10080"/>
+      </w:tblGrid>
+      <w:tr>
+        <w:tc>
+          <w:tcPr>
+            <w:tcW w:type="dxa" w:w="10080"/>
+            <w:shd w:fill="FFF5F5"/>
+            <w:tcMar>
+              <w:top w:w="100" w:type="dxa"/>
+              <w:bottom w:w="100" w:type="dxa"/>
+              <w:left w:w="150" w:type="dxa"/>
+              <w:right w:w="150" w:type="dxa"/>
+            </w:tcMar>
+          </w:tcPr>
+          <w:p>
+            <w:r>
+              <w:rPr>
+                <w:b/>
+                <w:color w:val="C53030"/>
+                <w:sz w:val="19"/>
+              </w:rPr>
+              <w:t xml:space="preserve">⚠️ Common Trap / JEE Pitfall: </w:t>
+            </w:r>
+            <w:r>
+              <w:rPr>
+                <w:color w:val="2D3748"/>
+                <w:sz w:val="19"/>
+              </w:rPr>
+              <w:t>AM ≥ GM equality holds IF AND ONLY IF all participating positive numbers are equal (a_1 = a_2 = ... = a_n).</w:t>
+            </w:r>
+          </w:p>
+        </w:tc>
+      </w:tr>
+    </w:tbl>
+    <w:tbl>
+      <w:tblPr>
+        <w:tblW w:type="auto" w:w="0"/>
+        <w:jc w:val="center"/>
+        <w:tblLook w:firstColumn="1" w:firstRow="1" w:lastColumn="0" w:lastRow="0" w:noHBand="0" w:noVBand="1" w:val="04A0"/>
+      </w:tblPr>
+      <w:tblGrid>
+        <w:gridCol w:w="10080"/>
+      </w:tblGrid>
+      <w:tr>
+        <w:tc>
+          <w:tcPr>
+            <w:tcW w:type="dxa" w:w="10080"/>
+            <w:shd w:fill="F0FFF4"/>
+            <w:tcMar>
+              <w:top w:w="100" w:type="dxa"/>
+              <w:bottom w:w="100" w:type="dxa"/>
+              <w:left w:w="150" w:type="dxa"/>
+              <w:right w:w="150" w:type="dxa"/>
+            </w:tcMar>
+          </w:tcPr>
+          <w:p>
+            <w:r>
+              <w:rPr>
+                <w:b/>
+                <w:color w:val="276749"/>
+                <w:sz w:val="19"/>
+              </w:rPr>
+              <w:t xml:space="preserve">💡 Speed Hack / Trick: </w:t>
+            </w:r>
+            <w:r>
+              <w:rPr>
+                <w:color w:val="2D3748"/>
+                <w:sz w:val="19"/>
+              </w:rPr>
+              <w:t>Whenever asked for the minimum value of a sum of positive terms whose product is constant (e.g. x + (1 / x)), use AM ≥ GM.</w:t>
+            </w:r>
+          </w:p>
+        </w:tc>
+      </w:tr>
+    </w:tbl>
+    <w:p>
+      <w:pPr>
+        <w:spacing w:before="120" w:after="40"/>
+      </w:pPr>
+      <w:r>
+        <w:rPr>
+          <w:b/>
+          <w:color w:val="1A365D"/>
+          <w:sz w:val="19"/>
+        </w:rPr>
+        <w:t>Source PYQs testing this concept:</w:t>
+      </w:r>
+    </w:p>
+    <w:p>
+      <w:pPr>
+        <w:pStyle w:val="ListBullet"/>
+        <w:spacing w:after="40"/>
+      </w:pPr>
+      <w:r>
+        <w:rPr>
+          <w:b/>
+          <w:sz w:val="18"/>
+        </w:rPr>
+        <w:t xml:space="preserve">[2023 Shift] Q#1 (MCQ): </w:t>
+      </w:r>
+      <w:r>
+        <w:rPr>
+          <w:sz w:val="18"/>
+        </w:rPr>
+        <w:t xml:space="preserve">"n th term of the series 1+(3 / 7)+\frac57^2+\frac17^2+... is..."  </w:t>
+      </w:r>
+      <w:r>
+        <w:rPr>
+          <w:b/>
+          <w:color w:val="2B6CB0"/>
+          <w:sz w:val="18"/>
+        </w:rPr>
+        <w:t>[Ans: N/A]</w:t>
+      </w:r>
+    </w:p>
+    <w:p>
+      <w:pPr>
+        <w:pStyle w:val="ListBullet"/>
+        <w:spacing w:after="40"/>
+      </w:pPr>
+      <w:r>
+        <w:rPr>
+          <w:b/>
+          <w:sz w:val="18"/>
+        </w:rPr>
+        <w:t xml:space="preserve">[2021 Shift] Q#1 (MCQ): </w:t>
+      </w:r>
+      <w:r>
+        <w:rPr>
+          <w:sz w:val="18"/>
+        </w:rPr>
+        <w:t xml:space="preserve">"If the middle term of the AP is 300, then the sum of its first 51 terms is..."  </w:t>
       </w:r>
       <w:r>
         <w:rPr>
@@ -660,6 +1020,127 @@
               <w:t>Solution Analysis:</w:t>
               <w:br/>
               <w:t>The sequence after inserting two numbers will be √(2),x,y,4 Since these four terms are in G.P., let the common ratio be r . The first term is √(2) and the fourth term is 4 . For a G.P., the fourth term is ar^3 So, √(2)r^3=4 r^3=\frac4√(2) Now, \frac4√(2)=\frac2^22^1/2=2^3/2 So, r^3=2^3/2 Taking cube root, r=2^1/2=√(2) Now the terms are: √(2),√(2) × √(2),2 × √(2),4 So, x=2 and y=√(8) Hence, the inserted numbers in order are 2,√(8) Correct option: Option B .</w:t>
+            </w:r>
+          </w:p>
+        </w:tc>
+      </w:tr>
+    </w:tbl>
+    <w:p>
+      <w:pPr>
+        <w:spacing w:after="120"/>
+      </w:pPr>
+    </w:p>
+    <w:p>
+      <w:pPr>
+        <w:spacing w:before="160" w:after="40"/>
+      </w:pPr>
+      <w:r>
+        <w:rPr>
+          <w:b/>
+          <w:color w:val="1A365D"/>
+          <w:sz w:val="22"/>
+        </w:rPr>
+        <w:t>Benchmark Problem 2: KCET 2023 (Q#1)</w:t>
+      </w:r>
+    </w:p>
+    <w:p>
+      <w:pPr>
+        <w:spacing w:after="80"/>
+      </w:pPr>
+      <w:r>
+        <w:rPr>
+          <w:sz w:val="20"/>
+        </w:rPr>
+        <w:t>n th term of the series 1+(3 / 7)+\frac57^2+\frac17^2+... is</w:t>
+      </w:r>
+    </w:p>
+    <w:p>
+      <w:pPr>
+        <w:pStyle w:val="ListBullet"/>
+        <w:spacing w:after="20"/>
+      </w:pPr>
+      <w:r>
+        <w:rPr>
+          <w:sz w:val="19"/>
+        </w:rPr>
+        <w:t>(A) \frac2n+17^n</w:t>
+      </w:r>
+    </w:p>
+    <w:p>
+      <w:pPr>
+        <w:pStyle w:val="ListBullet"/>
+        <w:spacing w:after="20"/>
+      </w:pPr>
+      <w:r>
+        <w:rPr>
+          <w:sz w:val="19"/>
+        </w:rPr>
+        <w:t>(B) \frac2n-17^n</w:t>
+      </w:r>
+    </w:p>
+    <w:p>
+      <w:pPr>
+        <w:pStyle w:val="ListBullet"/>
+        <w:spacing w:after="20"/>
+      </w:pPr>
+      <w:r>
+        <w:rPr>
+          <w:sz w:val="19"/>
+        </w:rPr>
+        <w:t>(C) \frac2n+17^n-1</w:t>
+      </w:r>
+    </w:p>
+    <w:p>
+      <w:pPr>
+        <w:pStyle w:val="ListBullet"/>
+        <w:spacing w:after="20"/>
+      </w:pPr>
+      <w:r>
+        <w:rPr>
+          <w:sz w:val="19"/>
+        </w:rPr>
+        <w:t>(D) \frac2n-17^n-1</w:t>
+      </w:r>
+    </w:p>
+    <w:tbl>
+      <w:tblPr>
+        <w:tblW w:type="auto" w:w="0"/>
+        <w:jc w:val="center"/>
+        <w:tblLook w:firstColumn="1" w:firstRow="1" w:lastColumn="0" w:lastRow="0" w:noHBand="0" w:noVBand="1" w:val="04A0"/>
+      </w:tblPr>
+      <w:tblGrid>
+        <w:gridCol w:w="10080"/>
+      </w:tblGrid>
+      <w:tr>
+        <w:tc>
+          <w:tcPr>
+            <w:tcW w:type="dxa" w:w="10080"/>
+            <w:shd w:fill="F7FAFC"/>
+            <w:tcMar>
+              <w:top w:w="100" w:type="dxa"/>
+              <w:bottom w:w="100" w:type="dxa"/>
+              <w:left w:w="150" w:type="dxa"/>
+              <w:right w:w="150" w:type="dxa"/>
+            </w:tcMar>
+          </w:tcPr>
+          <w:p>
+            <w:r>
+              <w:rPr>
+                <w:b/>
+                <w:color w:val="1A365D"/>
+                <w:sz w:val="19"/>
+              </w:rPr>
+              <w:t>Correct Answer: None</w:t>
+              <w:br/>
+            </w:r>
+            <w:r>
+              <w:rPr>
+                <w:color w:val="2D3748"/>
+                <w:sz w:val="18"/>
+              </w:rPr>
+              <w:t>Solution Analysis:</w:t>
+              <w:br/>
+              <w:t>We have, 1+(3 / 7)+(5 / 72)+(7 / 73)+... (1 / 70)+(3 / 7)+(5 / 72)+(7 / 73)+... Numerator are in AP So, T_(n) of AP=1+(n-1)^2=2n-1 Denominator are in GP So, T_(n) of GP=7^n-1 T_(n) of given series =\frac2n-17^n-1</w:t>
             </w:r>
           </w:p>
         </w:tc>

--- a/data/exports/kcet-sequences-and-series_revision_notes.docx
+++ b/data/exports/kcet-sequences-and-series_revision_notes.docx
@@ -13,7 +13,7 @@
           <w:color w:val="1A365D"/>
           <w:sz w:val="44"/>
         </w:rPr>
-        <w:t>JEE MAIN REVISION MASTER: SEQUENCES AND SERIES 2026 1 QUESTIONS 1.67% WEIGHTAGE</w:t>
+        <w:t>JEE MAIN REVISION MASTER: SEQUENCES AND SERIES</w:t>
       </w:r>
     </w:p>
     <w:p>
@@ -209,7 +209,7 @@
               <w:rPr>
                 <w:sz w:val="19"/>
               </w:rPr>
-              <w:t>11 PYQs</w:t>
+              <w:t>12 PYQs</w:t>
             </w:r>
           </w:p>
         </w:tc>
@@ -296,7 +296,7 @@
               <w:rPr>
                 <w:sz w:val="19"/>
               </w:rPr>
-              <w:t>2 PYQs</w:t>
+              <w:t>1 PYQs</w:t>
             </w:r>
           </w:p>
         </w:tc>
@@ -517,7 +517,7 @@
           <w:color w:val="2B6CB0"/>
           <w:sz w:val="24"/>
         </w:rPr>
-        <w:t>3.1 Arithmetic &amp; Geometric Progressions (AP, GP, AGP) (High Yield — 11 PYQs)</w:t>
+        <w:t>3.1 Arithmetic &amp; Geometric Progressions (AP, GP, AGP) (High Yield — 12 PYQs)</w:t>
       </w:r>
     </w:p>
     <w:p>
@@ -725,7 +725,7 @@
           <w:color w:val="2B6CB0"/>
           <w:sz w:val="24"/>
         </w:rPr>
-        <w:t>3.2 AM-GM-HM Inequality &amp; Telescoping Series (Standard Yield — 2 PYQs)</w:t>
+        <w:t>3.2 AM-GM-HM Inequality &amp; Telescoping Series (Standard Yield — 1 PYQs)</w:t>
       </w:r>
     </w:p>
     <w:p>
@@ -848,40 +848,13 @@
           <w:b/>
           <w:sz w:val="18"/>
         </w:rPr>
-        <w:t xml:space="preserve">[2023 Shift] Q#1 (MCQ): </w:t>
+        <w:t xml:space="preserve">[2022 Shift] Q#2 (MCQ): </w:t>
       </w:r>
       <w:r>
         <w:rPr>
           <w:sz w:val="18"/>
         </w:rPr>
-        <w:t xml:space="preserve">"n th term of the series 1+(3 / 7)+\frac57^2+\frac17^2+... is..."  </w:t>
-      </w:r>
-      <w:r>
-        <w:rPr>
-          <w:b/>
-          <w:color w:val="2B6CB0"/>
-          <w:sz w:val="18"/>
-        </w:rPr>
-        <w:t>[Ans: N/A]</w:t>
-      </w:r>
-    </w:p>
-    <w:p>
-      <w:pPr>
-        <w:pStyle w:val="ListBullet"/>
-        <w:spacing w:after="40"/>
-      </w:pPr>
-      <w:r>
-        <w:rPr>
-          <w:b/>
-          <w:sz w:val="18"/>
-        </w:rPr>
-        <w:t xml:space="preserve">[2021 Shift] Q#1 (MCQ): </w:t>
-      </w:r>
-      <w:r>
-        <w:rPr>
-          <w:sz w:val="18"/>
-        </w:rPr>
-        <w:t xml:space="preserve">"If the middle term of the AP is 300, then the sum of its first 51 terms is..."  </w:t>
+        <w:t xml:space="preserve">"If A=1,2,3,...,10 , then number of subsets of A containing only odd numbers is..."  </w:t>
       </w:r>
       <w:r>
         <w:rPr>
@@ -1040,7 +1013,7 @@
           <w:color w:val="1A365D"/>
           <w:sz w:val="22"/>
         </w:rPr>
-        <w:t>Benchmark Problem 2: KCET 2023 (Q#1)</w:t>
+        <w:t>Benchmark Problem 2: KCET 2022 (Q#2)</w:t>
       </w:r>
     </w:p>
     <w:p>
@@ -1051,7 +1024,7 @@
         <w:rPr>
           <w:sz w:val="20"/>
         </w:rPr>
-        <w:t>n th term of the series 1+(3 / 7)+\frac57^2+\frac17^2+... is</w:t>
+        <w:t>If A=1,2,3,...,10 , then number of subsets of A containing only odd numbers is</w:t>
       </w:r>
     </w:p>
     <w:p>
@@ -1063,7 +1036,7 @@
         <w:rPr>
           <w:sz w:val="19"/>
         </w:rPr>
-        <w:t>(A) \frac2n+17^n</w:t>
+        <w:t>(A) 31</w:t>
       </w:r>
     </w:p>
     <w:p>
@@ -1075,7 +1048,7 @@
         <w:rPr>
           <w:sz w:val="19"/>
         </w:rPr>
-        <w:t>(B) \frac2n-17^n</w:t>
+        <w:t>(B) 27</w:t>
       </w:r>
     </w:p>
     <w:p>
@@ -1087,7 +1060,7 @@
         <w:rPr>
           <w:sz w:val="19"/>
         </w:rPr>
-        <w:t>(C) \frac2n+17^n-1</w:t>
+        <w:t>(C) 32</w:t>
       </w:r>
     </w:p>
     <w:p>
@@ -1099,7 +1072,7 @@
         <w:rPr>
           <w:sz w:val="19"/>
         </w:rPr>
-        <w:t>(D) \frac2n-17^n-1</w:t>
+        <w:t>(D) 30</w:t>
       </w:r>
     </w:p>
     <w:tbl>
@@ -1140,7 +1113,7 @@
               </w:rPr>
               <w:t>Solution Analysis:</w:t>
               <w:br/>
-              <w:t>We have, 1+(3 / 7)+(5 / 72)+(7 / 73)+... (1 / 70)+(3 / 7)+(5 / 72)+(7 / 73)+... Numerator are in AP So, T_(n) of AP=1+(n-1)^2=2n-1 Denominator are in GP So, T_(n) of GP=7^n-1 T_(n) of given series =\frac2n-17^n-1</w:t>
+              <w:t>Given, A=1,2,3,...,10 Set A containing only odd number =1,3,5,7,9 Number of subsets =2^5 [it contains empty set also] The required number of subsets of A containing only odd number =2^5-1 =32-1=31</w:t>
             </w:r>
           </w:p>
         </w:tc>

--- a/data/exports/kcet-sequences-and-series_revision_notes.docx
+++ b/data/exports/kcet-sequences-and-series_revision_notes.docx
@@ -189,7 +189,7 @@
                 <w:color w:val="2D3748"/>
                 <w:sz w:val="19"/>
               </w:rPr>
-              <w:t>Arithmetic &amp; Geometric Progressions (AP, GP, AGP)</w:t>
+              <w:t>Arithmetic &amp; Geometric Progressions (AP, GP) &amp; Special Series</w:t>
             </w:r>
           </w:p>
         </w:tc>
@@ -209,7 +209,7 @@
               <w:rPr>
                 <w:sz w:val="19"/>
               </w:rPr>
-              <w:t>12 PYQs</w:t>
+              <w:t>13 PYQs</w:t>
             </w:r>
           </w:p>
         </w:tc>
@@ -231,93 +231,6 @@
                 <w:sz w:val="19"/>
               </w:rPr>
               <w:t>Progressions</w:t>
-            </w:r>
-          </w:p>
-        </w:tc>
-      </w:tr>
-      <w:tr>
-        <w:tc>
-          <w:tcPr>
-            <w:tcW w:type="dxa" w:w="2160"/>
-            <w:shd w:fill="FFFFFF"/>
-            <w:tcMar>
-              <w:top w:w="80" w:type="dxa"/>
-              <w:bottom w:w="80" w:type="dxa"/>
-              <w:left w:w="150" w:type="dxa"/>
-              <w:right w:w="150" w:type="dxa"/>
-            </w:tcMar>
-          </w:tcPr>
-          <w:p>
-            <w:r>
-              <w:rPr>
-                <w:b/>
-                <w:color w:val="718096"/>
-                <w:sz w:val="19"/>
-              </w:rPr>
-              <w:t>Standard</w:t>
-            </w:r>
-          </w:p>
-        </w:tc>
-        <w:tc>
-          <w:tcPr>
-            <w:tcW w:type="dxa" w:w="4320"/>
-            <w:shd w:fill="FFFFFF"/>
-            <w:tcMar>
-              <w:top w:w="80" w:type="dxa"/>
-              <w:bottom w:w="80" w:type="dxa"/>
-              <w:left w:w="150" w:type="dxa"/>
-              <w:right w:w="150" w:type="dxa"/>
-            </w:tcMar>
-          </w:tcPr>
-          <w:p>
-            <w:r>
-              <w:rPr>
-                <w:b/>
-                <w:color w:val="2D3748"/>
-                <w:sz w:val="19"/>
-              </w:rPr>
-              <w:t>AM-GM-HM Inequality &amp; Telescoping Series</w:t>
-            </w:r>
-          </w:p>
-        </w:tc>
-        <w:tc>
-          <w:tcPr>
-            <w:tcW w:type="dxa" w:w="1728"/>
-            <w:shd w:fill="FFFFFF"/>
-            <w:tcMar>
-              <w:top w:w="80" w:type="dxa"/>
-              <w:bottom w:w="80" w:type="dxa"/>
-              <w:left w:w="150" w:type="dxa"/>
-              <w:right w:w="150" w:type="dxa"/>
-            </w:tcMar>
-          </w:tcPr>
-          <w:p>
-            <w:r>
-              <w:rPr>
-                <w:sz w:val="19"/>
-              </w:rPr>
-              <w:t>1 PYQs</w:t>
-            </w:r>
-          </w:p>
-        </w:tc>
-        <w:tc>
-          <w:tcPr>
-            <w:tcW w:type="dxa" w:w="1872"/>
-            <w:shd w:fill="FFFFFF"/>
-            <w:tcMar>
-              <w:top w:w="80" w:type="dxa"/>
-              <w:bottom w:w="80" w:type="dxa"/>
-              <w:left w:w="150" w:type="dxa"/>
-              <w:right w:w="150" w:type="dxa"/>
-            </w:tcMar>
-          </w:tcPr>
-          <w:p>
-            <w:r>
-              <w:rPr>
-                <w:color w:val="718096"/>
-                <w:sz w:val="19"/>
-              </w:rPr>
-              <w:t>Inequalities &amp; Sigma</w:t>
             </w:r>
           </w:p>
         </w:tc>
@@ -417,7 +330,7 @@
                 <w:color w:val="1A365D"/>
                 <w:sz w:val="19"/>
               </w:rPr>
-              <w:t>Arithmetic &amp; Geometric Progressions (AP, GP, AGP)</w:t>
+              <w:t>Arithmetic &amp; Geometric Progressions (AP, GP) &amp; Special Series</w:t>
             </w:r>
           </w:p>
         </w:tc>
@@ -439,53 +352,7 @@
                 <w:color w:val="2D3748"/>
                 <w:sz w:val="19"/>
               </w:rPr>
-              <w:t>S_n = \frac{n}{2}[2a + (n-1)d], \quad S_n = \frac{a(1 - r^n)}{1 - r}, \quad S_\infty = \frac{a}{1 - r} \; (|r| &lt; 1), \quad T_n = S_n - S_{n-1}</w:t>
-            </w:r>
-          </w:p>
-        </w:tc>
-      </w:tr>
-      <w:tr>
-        <w:tc>
-          <w:tcPr>
-            <w:tcW w:type="dxa" w:w="3600"/>
-            <w:shd w:fill="FFFFFF"/>
-            <w:tcMar>
-              <w:top w:w="100" w:type="dxa"/>
-              <w:bottom w:w="100" w:type="dxa"/>
-              <w:left w:w="150" w:type="dxa"/>
-              <w:right w:w="150" w:type="dxa"/>
-            </w:tcMar>
-          </w:tcPr>
-          <w:p>
-            <w:r>
-              <w:rPr>
-                <w:b/>
-                <w:color w:val="1A365D"/>
-                <w:sz w:val="19"/>
-              </w:rPr>
-              <w:t>AM-GM-HM Inequality &amp; Telescoping Series</w:t>
-            </w:r>
-          </w:p>
-        </w:tc>
-        <w:tc>
-          <w:tcPr>
-            <w:tcW w:type="dxa" w:w="6480"/>
-            <w:shd w:fill="FFFFFF"/>
-            <w:tcMar>
-              <w:top w:w="100" w:type="dxa"/>
-              <w:bottom w:w="100" w:type="dxa"/>
-              <w:left w:w="150" w:type="dxa"/>
-              <w:right w:w="150" w:type="dxa"/>
-            </w:tcMar>
-          </w:tcPr>
-          <w:p>
-            <w:r>
-              <w:rPr>
-                <w:rFonts w:ascii="Cambria Math" w:hAnsi="Cambria Math"/>
-                <w:color w:val="2D3748"/>
-                <w:sz w:val="19"/>
-              </w:rPr>
-              <w:t>\frac{a + b}{2} \ge \sqrt{ab} \ge \frac{2ab}{a+b}, \quad \Sigma n^2 = \frac{n(n+1)(2n+1)}{6}, \quad \Sigma n^3 = [\Sigma n]^2, \quad \frac{1}{n(n+1)} = \frac{1}{n} - \frac{1}{n+1}</w:t>
+              <w:t>S_\infty = \frac{a}{1-r} \ (|r| &lt; 1), \quad AM \ge GM \implies \frac{a+b}{2} \ge \sqrt{ab}, \quad \sum n = \frac{n(n+1)}{2}</w:t>
             </w:r>
           </w:p>
         </w:tc>
@@ -517,7 +384,7 @@
           <w:color w:val="2B6CB0"/>
           <w:sz w:val="24"/>
         </w:rPr>
-        <w:t>3.1 Arithmetic &amp; Geometric Progressions (AP, GP, AGP) (High Yield — 12 PYQs)</w:t>
+        <w:t>3.1 Arithmetic &amp; Geometric Progressions (AP, GP) &amp; Special Series (High Yield — 13 PYQs)</w:t>
       </w:r>
     </w:p>
     <w:p>
@@ -532,7 +399,7 @@
         <w:rPr>
           <w:sz w:val="20"/>
         </w:rPr>
-        <w:t>nth term and sum formulas for AP and GP, infinite geometric series convergence, and Arithmetico-Geometric series summation.</w:t>
+        <w:t>A.P.: T_n = a + (n-1)d, S_n = (n / 2)[2a + (n-1)d] = (n / 2)(a + l). G.P.: T_n = a r^n-1, S_n = (a(1-r^n) / 1-r). Sum of infinite geometric series: S_∞ = (a / 1-r) (valid for |r| &lt; 1). Sum of first n natural numbers ∑ n = (n(n+1) / 2); sum of squares ∑ n^2 = (n(n+1)(2n+1) / 6); sum of cubes ∑ n^3 = \left[(n(n+1) / 2)\right]^2.</w:t>
       </w:r>
     </w:p>
     <w:tbl>
@@ -570,7 +437,7 @@
                 <w:color w:val="2D3748"/>
                 <w:sz w:val="19"/>
               </w:rPr>
-              <w:t>The formula S_∞ = (a / 1 - r) is valid ONLY when |r| &lt; 1. If |r| ≥ 1, the infinite series diverges.</w:t>
+              <w:t>Infinite GP sum formula S_∞ = (a / 1-r) is valid ONLY when common ratio |r| &lt; 1.</w:t>
             </w:r>
           </w:p>
         </w:tc>
@@ -611,7 +478,7 @@
                 <w:color w:val="2D3748"/>
                 <w:sz w:val="19"/>
               </w:rPr>
-              <w:t>To choose 3 terms in AP: a - d, a, a + d (sum eliminates d). In GP: a/r, a, ar (product eliminates r).</w:t>
+              <w:t>For any three positive numbers a, b, c: AM ≥ GM. Use this inequality to find minimum/maximum values in 10 seconds.</w:t>
             </w:r>
           </w:p>
         </w:tc>
@@ -701,160 +568,6 @@
           <w:sz w:val="18"/>
         </w:rPr>
         <w:t xml:space="preserve">"If S_(n) stands for sum to n -terms of a GP with a as the first term and r as the common ratio, then S_(n):S_(2n) is..."  </w:t>
-      </w:r>
-      <w:r>
-        <w:rPr>
-          <w:b/>
-          <w:color w:val="2B6CB0"/>
-          <w:sz w:val="18"/>
-        </w:rPr>
-        <w:t>[Ans: N/A]</w:t>
-      </w:r>
-    </w:p>
-    <w:p>
-      <w:pPr>
-        <w:spacing w:after="120"/>
-      </w:pPr>
-    </w:p>
-    <w:p>
-      <w:pPr>
-        <w:pStyle w:val="Heading2"/>
-      </w:pPr>
-      <w:r>
-        <w:rPr>
-          <w:color w:val="2B6CB0"/>
-          <w:sz w:val="24"/>
-        </w:rPr>
-        <w:t>3.2 AM-GM-HM Inequality &amp; Telescoping Series (Standard Yield — 1 PYQs)</w:t>
-      </w:r>
-    </w:p>
-    <w:p>
-      <w:r>
-        <w:rPr>
-          <w:b/>
-          <w:sz w:val="20"/>
-        </w:rPr>
-        <w:t xml:space="preserve">Core Principle: </w:t>
-      </w:r>
-      <w:r>
-        <w:rPr>
-          <w:sz w:val="20"/>
-        </w:rPr>
-        <w:t>Arithmetic, geometric, and harmonic mean inequalities for positive numbers, sum of first n natural powers, and partial fraction telescoping.</w:t>
-      </w:r>
-    </w:p>
-    <w:tbl>
-      <w:tblPr>
-        <w:tblW w:type="auto" w:w="0"/>
-        <w:jc w:val="center"/>
-        <w:tblLook w:firstColumn="1" w:firstRow="1" w:lastColumn="0" w:lastRow="0" w:noHBand="0" w:noVBand="1" w:val="04A0"/>
-      </w:tblPr>
-      <w:tblGrid>
-        <w:gridCol w:w="10080"/>
-      </w:tblGrid>
-      <w:tr>
-        <w:tc>
-          <w:tcPr>
-            <w:tcW w:type="dxa" w:w="10080"/>
-            <w:shd w:fill="FFF5F5"/>
-            <w:tcMar>
-              <w:top w:w="100" w:type="dxa"/>
-              <w:bottom w:w="100" w:type="dxa"/>
-              <w:left w:w="150" w:type="dxa"/>
-              <w:right w:w="150" w:type="dxa"/>
-            </w:tcMar>
-          </w:tcPr>
-          <w:p>
-            <w:r>
-              <w:rPr>
-                <w:b/>
-                <w:color w:val="C53030"/>
-                <w:sz w:val="19"/>
-              </w:rPr>
-              <w:t xml:space="preserve">⚠️ Common Trap / JEE Pitfall: </w:t>
-            </w:r>
-            <w:r>
-              <w:rPr>
-                <w:color w:val="2D3748"/>
-                <w:sz w:val="19"/>
-              </w:rPr>
-              <w:t>AM ≥ GM equality holds IF AND ONLY IF all participating positive numbers are equal (a_1 = a_2 = ... = a_n).</w:t>
-            </w:r>
-          </w:p>
-        </w:tc>
-      </w:tr>
-    </w:tbl>
-    <w:tbl>
-      <w:tblPr>
-        <w:tblW w:type="auto" w:w="0"/>
-        <w:jc w:val="center"/>
-        <w:tblLook w:firstColumn="1" w:firstRow="1" w:lastColumn="0" w:lastRow="0" w:noHBand="0" w:noVBand="1" w:val="04A0"/>
-      </w:tblPr>
-      <w:tblGrid>
-        <w:gridCol w:w="10080"/>
-      </w:tblGrid>
-      <w:tr>
-        <w:tc>
-          <w:tcPr>
-            <w:tcW w:type="dxa" w:w="10080"/>
-            <w:shd w:fill="F0FFF4"/>
-            <w:tcMar>
-              <w:top w:w="100" w:type="dxa"/>
-              <w:bottom w:w="100" w:type="dxa"/>
-              <w:left w:w="150" w:type="dxa"/>
-              <w:right w:w="150" w:type="dxa"/>
-            </w:tcMar>
-          </w:tcPr>
-          <w:p>
-            <w:r>
-              <w:rPr>
-                <w:b/>
-                <w:color w:val="276749"/>
-                <w:sz w:val="19"/>
-              </w:rPr>
-              <w:t xml:space="preserve">💡 Speed Hack / Trick: </w:t>
-            </w:r>
-            <w:r>
-              <w:rPr>
-                <w:color w:val="2D3748"/>
-                <w:sz w:val="19"/>
-              </w:rPr>
-              <w:t>Whenever asked for the minimum value of a sum of positive terms whose product is constant (e.g. x + (1 / x)), use AM ≥ GM.</w:t>
-            </w:r>
-          </w:p>
-        </w:tc>
-      </w:tr>
-    </w:tbl>
-    <w:p>
-      <w:pPr>
-        <w:spacing w:before="120" w:after="40"/>
-      </w:pPr>
-      <w:r>
-        <w:rPr>
-          <w:b/>
-          <w:color w:val="1A365D"/>
-          <w:sz w:val="19"/>
-        </w:rPr>
-        <w:t>Source PYQs testing this concept:</w:t>
-      </w:r>
-    </w:p>
-    <w:p>
-      <w:pPr>
-        <w:pStyle w:val="ListBullet"/>
-        <w:spacing w:after="40"/>
-      </w:pPr>
-      <w:r>
-        <w:rPr>
-          <w:b/>
-          <w:sz w:val="18"/>
-        </w:rPr>
-        <w:t xml:space="preserve">[2022 Shift] Q#2 (MCQ): </w:t>
-      </w:r>
-      <w:r>
-        <w:rPr>
-          <w:sz w:val="18"/>
-        </w:rPr>
-        <w:t xml:space="preserve">"If A=1,2,3,...,10 , then number of subsets of A containing only odd numbers is..."  </w:t>
       </w:r>
       <w:r>
         <w:rPr>
@@ -993,127 +706,6 @@
               <w:t>Solution Analysis:</w:t>
               <w:br/>
               <w:t>The sequence after inserting two numbers will be √(2),x,y,4 Since these four terms are in G.P., let the common ratio be r . The first term is √(2) and the fourth term is 4 . For a G.P., the fourth term is ar^3 So, √(2)r^3=4 r^3=\frac4√(2) Now, \frac4√(2)=\frac2^22^1/2=2^3/2 So, r^3=2^3/2 Taking cube root, r=2^1/2=√(2) Now the terms are: √(2),√(2) × √(2),2 × √(2),4 So, x=2 and y=√(8) Hence, the inserted numbers in order are 2,√(8) Correct option: Option B .</w:t>
-            </w:r>
-          </w:p>
-        </w:tc>
-      </w:tr>
-    </w:tbl>
-    <w:p>
-      <w:pPr>
-        <w:spacing w:after="120"/>
-      </w:pPr>
-    </w:p>
-    <w:p>
-      <w:pPr>
-        <w:spacing w:before="160" w:after="40"/>
-      </w:pPr>
-      <w:r>
-        <w:rPr>
-          <w:b/>
-          <w:color w:val="1A365D"/>
-          <w:sz w:val="22"/>
-        </w:rPr>
-        <w:t>Benchmark Problem 2: KCET 2022 (Q#2)</w:t>
-      </w:r>
-    </w:p>
-    <w:p>
-      <w:pPr>
-        <w:spacing w:after="80"/>
-      </w:pPr>
-      <w:r>
-        <w:rPr>
-          <w:sz w:val="20"/>
-        </w:rPr>
-        <w:t>If A=1,2,3,...,10 , then number of subsets of A containing only odd numbers is</w:t>
-      </w:r>
-    </w:p>
-    <w:p>
-      <w:pPr>
-        <w:pStyle w:val="ListBullet"/>
-        <w:spacing w:after="20"/>
-      </w:pPr>
-      <w:r>
-        <w:rPr>
-          <w:sz w:val="19"/>
-        </w:rPr>
-        <w:t>(A) 31</w:t>
-      </w:r>
-    </w:p>
-    <w:p>
-      <w:pPr>
-        <w:pStyle w:val="ListBullet"/>
-        <w:spacing w:after="20"/>
-      </w:pPr>
-      <w:r>
-        <w:rPr>
-          <w:sz w:val="19"/>
-        </w:rPr>
-        <w:t>(B) 27</w:t>
-      </w:r>
-    </w:p>
-    <w:p>
-      <w:pPr>
-        <w:pStyle w:val="ListBullet"/>
-        <w:spacing w:after="20"/>
-      </w:pPr>
-      <w:r>
-        <w:rPr>
-          <w:sz w:val="19"/>
-        </w:rPr>
-        <w:t>(C) 32</w:t>
-      </w:r>
-    </w:p>
-    <w:p>
-      <w:pPr>
-        <w:pStyle w:val="ListBullet"/>
-        <w:spacing w:after="20"/>
-      </w:pPr>
-      <w:r>
-        <w:rPr>
-          <w:sz w:val="19"/>
-        </w:rPr>
-        <w:t>(D) 30</w:t>
-      </w:r>
-    </w:p>
-    <w:tbl>
-      <w:tblPr>
-        <w:tblW w:type="auto" w:w="0"/>
-        <w:jc w:val="center"/>
-        <w:tblLook w:firstColumn="1" w:firstRow="1" w:lastColumn="0" w:lastRow="0" w:noHBand="0" w:noVBand="1" w:val="04A0"/>
-      </w:tblPr>
-      <w:tblGrid>
-        <w:gridCol w:w="10080"/>
-      </w:tblGrid>
-      <w:tr>
-        <w:tc>
-          <w:tcPr>
-            <w:tcW w:type="dxa" w:w="10080"/>
-            <w:shd w:fill="F7FAFC"/>
-            <w:tcMar>
-              <w:top w:w="100" w:type="dxa"/>
-              <w:bottom w:w="100" w:type="dxa"/>
-              <w:left w:w="150" w:type="dxa"/>
-              <w:right w:w="150" w:type="dxa"/>
-            </w:tcMar>
-          </w:tcPr>
-          <w:p>
-            <w:r>
-              <w:rPr>
-                <w:b/>
-                <w:color w:val="1A365D"/>
-                <w:sz w:val="19"/>
-              </w:rPr>
-              <w:t>Correct Answer: None</w:t>
-              <w:br/>
-            </w:r>
-            <w:r>
-              <w:rPr>
-                <w:color w:val="2D3748"/>
-                <w:sz w:val="18"/>
-              </w:rPr>
-              <w:t>Solution Analysis:</w:t>
-              <w:br/>
-              <w:t>Given, A=1,2,3,...,10 Set A containing only odd number =1,3,5,7,9 Number of subsets =2^5 [it contains empty set also] The required number of subsets of A containing only odd number =2^5-1 =32-1=31</w:t>
             </w:r>
           </w:p>
         </w:tc>
